--- a/public/resume/Naman_Manocha_Agentic_AI_FDE_Resume.docx
+++ b/public/resume/Naman_Manocha_Agentic_AI_FDE_Resume.docx
@@ -695,7 +695,7 @@
         <w:rPr>
           <w:i/>
         </w:rPr>
-        <w:t>Python, FastAPI, Next.js, LangGraph, Groq, OpenAI  |  ~143K LOC, 864 files, 431 commits, 167+ test suites — OpenAI Build Week</w:t>
+        <w:t>Python, FastAPI, Next.js, LangGraph, Groq, OpenAI  |  ~142K LOC, 864 files, 430 commits, 167+ test suites — OpenAI Build Week</w:t>
       </w:r>
       <w:r>
         <w:rPr>

--- a/public/resume/Naman_Manocha_Agentic_AI_FDE_Resume.docx
+++ b/public/resume/Naman_Manocha_Agentic_AI_FDE_Resume.docx
@@ -695,7 +695,7 @@
         <w:rPr>
           <w:i/>
         </w:rPr>
-        <w:t>Python, FastAPI, Next.js, LangGraph, Groq, OpenAI  |  ~142K LOC, 864 files, 430 commits, 167+ test suites — OpenAI Build Week</w:t>
+        <w:t>Python, FastAPI, Next.js, LangGraph, Groq, OpenAI  |  ~143K LOC, 864 files, 432 commits, 167+ test suites — OpenAI Build Week</w:t>
       </w:r>
       <w:r>
         <w:rPr>

--- a/public/resume/Naman_Manocha_Agentic_AI_FDE_Resume.docx
+++ b/public/resume/Naman_Manocha_Agentic_AI_FDE_Resume.docx
@@ -695,7 +695,7 @@
         <w:rPr>
           <w:i/>
         </w:rPr>
-        <w:t>Python, FastAPI, Next.js, LangGraph, Groq, OpenAI  |  ~143K LOC, 864 files, 432 commits, 167+ test suites — OpenAI Build Week</w:t>
+        <w:t>Python, FastAPI, Next.js, LangGraph, Groq, OpenAI  |  ~142K LOC, 864 files, 433 commits, 167+ test suites — OpenAI Build Week</w:t>
       </w:r>
       <w:r>
         <w:rPr>

--- a/public/resume/Naman_Manocha_Agentic_AI_FDE_Resume.docx
+++ b/public/resume/Naman_Manocha_Agentic_AI_FDE_Resume.docx
@@ -695,7 +695,7 @@
         <w:rPr>
           <w:i/>
         </w:rPr>
-        <w:t>Python, FastAPI, Next.js, LangGraph, Groq, OpenAI  |  ~142K LOC, 864 files, 433 commits, 167+ test suites — OpenAI Build Week</w:t>
+        <w:t>Python, FastAPI, Next.js, LangGraph, Groq, OpenAI  |  ~142K LOC, 864 files, 434 commits, 167+ test suites — OpenAI Build Week</w:t>
       </w:r>
       <w:r>
         <w:rPr>

--- a/public/resume/Naman_Manocha_Agentic_AI_FDE_Resume.docx
+++ b/public/resume/Naman_Manocha_Agentic_AI_FDE_Resume.docx
@@ -283,84 +283,7 @@
         <w:spacing w:after="40"/>
       </w:pPr>
       <w:r>
-        <w:rPr>
-          <w:rFonts w:ascii="Calibri" w:eastAsia="Calibri" w:hAnsi="Calibri" w:cs="Calibri"/>
-          <w:b/>
-          <w:bCs/>
-          <w:color w:val="1A1A1A"/>
-          <w:sz w:val="19"/>
-          <w:szCs w:val="19"/>
-        </w:rPr>
-        <w:t>Agentic AI:</w:t>
-      </w:r>
-      <w:r>
-        <w:rPr>
-          <w:rFonts w:ascii="Calibri" w:eastAsia="Calibri" w:hAnsi="Calibri" w:cs="Calibri"/>
-          <w:color w:val="1A1A1A"/>
-          <w:sz w:val="19"/>
-          <w:szCs w:val="19"/>
-        </w:rPr>
-        <w:t xml:space="preserve"> Multi-Agent Orchestration (</w:t>
-      </w:r>
-      <w:proofErr w:type="spellStart"/>
-      <w:r>
-        <w:rPr>
-          <w:rFonts w:ascii="Calibri" w:eastAsia="Calibri" w:hAnsi="Calibri" w:cs="Calibri"/>
-          <w:color w:val="1A1A1A"/>
-          <w:sz w:val="19"/>
-          <w:szCs w:val="19"/>
-        </w:rPr>
-        <w:t>LangGraph</w:t>
-      </w:r>
-      <w:proofErr w:type="spellEnd"/>
-      <w:r>
-        <w:rPr>
-          <w:rFonts w:ascii="Calibri" w:eastAsia="Calibri" w:hAnsi="Calibri" w:cs="Calibri"/>
-          <w:color w:val="1A1A1A"/>
-          <w:sz w:val="19"/>
-          <w:szCs w:val="19"/>
-        </w:rPr>
-        <w:t>, Google ADK), RAG (</w:t>
-      </w:r>
-      <w:proofErr w:type="spellStart"/>
-      <w:r>
-        <w:rPr>
-          <w:rFonts w:ascii="Calibri" w:eastAsia="Calibri" w:hAnsi="Calibri" w:cs="Calibri"/>
-          <w:color w:val="1A1A1A"/>
-          <w:sz w:val="19"/>
-          <w:szCs w:val="19"/>
-        </w:rPr>
-        <w:t>LangGraph</w:t>
-      </w:r>
-      <w:proofErr w:type="spellEnd"/>
-      <w:r>
-        <w:rPr>
-          <w:rFonts w:ascii="Calibri" w:eastAsia="Calibri" w:hAnsi="Calibri" w:cs="Calibri"/>
-          <w:color w:val="1A1A1A"/>
-          <w:sz w:val="19"/>
-          <w:szCs w:val="19"/>
-        </w:rPr>
-        <w:t>), LLM Routing/Intent Classification, Prompt Engineering, Shared-State Agent Pipelines, AI Observability (</w:t>
-      </w:r>
-      <w:proofErr w:type="spellStart"/>
-      <w:r>
-        <w:rPr>
-          <w:rFonts w:ascii="Calibri" w:eastAsia="Calibri" w:hAnsi="Calibri" w:cs="Calibri"/>
-          <w:color w:val="1A1A1A"/>
-          <w:sz w:val="19"/>
-          <w:szCs w:val="19"/>
-        </w:rPr>
-        <w:t>Langfuse</w:t>
-      </w:r>
-      <w:proofErr w:type="spellEnd"/>
-      <w:r>
-        <w:rPr>
-          <w:rFonts w:ascii="Calibri" w:eastAsia="Calibri" w:hAnsi="Calibri" w:cs="Calibri"/>
-          <w:color w:val="1A1A1A"/>
-          <w:sz w:val="19"/>
-          <w:szCs w:val="19"/>
-        </w:rPr>
-        <w:t>)</w:t>
+        <w:t>Agentic AI: LangGraph, Google ADK, RAG, Prompt Engineering, LLM Routing, Langfuse</w:t>
       </w:r>
     </w:p>
     <w:p>
@@ -368,100 +291,15 @@
         <w:spacing w:after="40"/>
       </w:pPr>
       <w:r>
-        <w:rPr>
-          <w:rFonts w:ascii="Calibri" w:eastAsia="Calibri" w:hAnsi="Calibri" w:cs="Calibri"/>
-          <w:b/>
-          <w:bCs/>
-          <w:color w:val="1A1A1A"/>
-          <w:sz w:val="19"/>
-          <w:szCs w:val="19"/>
-        </w:rPr>
-        <w:t>Delivery &amp; Infra:</w:t>
-      </w:r>
-      <w:r>
-        <w:rPr>
-          <w:rFonts w:ascii="Calibri" w:eastAsia="Calibri" w:hAnsi="Calibri" w:cs="Calibri"/>
-          <w:color w:val="1A1A1A"/>
-          <w:sz w:val="19"/>
-          <w:szCs w:val="19"/>
-        </w:rPr>
-        <w:t xml:space="preserve"> Python, </w:t>
-      </w:r>
-      <w:proofErr w:type="spellStart"/>
-      <w:r>
-        <w:rPr>
-          <w:rFonts w:ascii="Calibri" w:eastAsia="Calibri" w:hAnsi="Calibri" w:cs="Calibri"/>
-          <w:color w:val="1A1A1A"/>
-          <w:sz w:val="19"/>
-          <w:szCs w:val="19"/>
-        </w:rPr>
-        <w:t>FastAPI</w:t>
-      </w:r>
-      <w:proofErr w:type="spellEnd"/>
-      <w:r>
-        <w:rPr>
-          <w:rFonts w:ascii="Calibri" w:eastAsia="Calibri" w:hAnsi="Calibri" w:cs="Calibri"/>
-          <w:color w:val="1A1A1A"/>
-          <w:sz w:val="19"/>
-          <w:szCs w:val="19"/>
-        </w:rPr>
-        <w:t xml:space="preserve">, REST APIs, Docker, Kubernetes (K3s), AWS EC2, GitHub Actions (CI/CD), </w:t>
-      </w:r>
-      <w:proofErr w:type="spellStart"/>
-      <w:r>
-        <w:rPr>
-          <w:rFonts w:ascii="Calibri" w:eastAsia="Calibri" w:hAnsi="Calibri" w:cs="Calibri"/>
-          <w:color w:val="1A1A1A"/>
-          <w:sz w:val="19"/>
-          <w:szCs w:val="19"/>
-        </w:rPr>
-        <w:t>Supabase</w:t>
-      </w:r>
-      <w:proofErr w:type="spellEnd"/>
-      <w:r>
-        <w:rPr>
-          <w:rFonts w:ascii="Calibri" w:eastAsia="Calibri" w:hAnsi="Calibri" w:cs="Calibri"/>
-          <w:color w:val="1A1A1A"/>
-          <w:sz w:val="19"/>
-          <w:szCs w:val="19"/>
-        </w:rPr>
-        <w:t xml:space="preserve">/PostgreSQL, Google Cloud Run, </w:t>
-      </w:r>
-      <w:proofErr w:type="spellStart"/>
-      <w:r>
-        <w:rPr>
-          <w:rFonts w:ascii="Calibri" w:eastAsia="Calibri" w:hAnsi="Calibri" w:cs="Calibri"/>
-          <w:color w:val="1A1A1A"/>
-          <w:sz w:val="19"/>
-          <w:szCs w:val="19"/>
-        </w:rPr>
-        <w:t>Vercel</w:t>
-      </w:r>
-      <w:proofErr w:type="spellEnd"/>
+        <w:t>Engineering &amp; Cloud: Python, FastAPI, REST APIs, PostgreSQL, Supabase, Docker, Kubernetes, AWS EC2, GitHub Actions, Google Cloud Run</w:t>
+      </w:r>
     </w:p>
     <w:p>
       <w:pPr>
         <w:spacing w:after="40"/>
       </w:pPr>
       <w:r>
-        <w:rPr>
-          <w:rFonts w:ascii="Calibri" w:eastAsia="Calibri" w:hAnsi="Calibri" w:cs="Calibri"/>
-          <w:b/>
-          <w:bCs/>
-          <w:color w:val="1A1A1A"/>
-          <w:sz w:val="19"/>
-          <w:szCs w:val="19"/>
-        </w:rPr>
-        <w:t>Product &amp; Frontend:</w:t>
-      </w:r>
-      <w:r>
-        <w:rPr>
-          <w:rFonts w:ascii="Calibri" w:eastAsia="Calibri" w:hAnsi="Calibri" w:cs="Calibri"/>
-          <w:color w:val="1A1A1A"/>
-          <w:sz w:val="19"/>
-          <w:szCs w:val="19"/>
-        </w:rPr>
-        <w:t xml:space="preserve"> Next.js, React, TypeScript, requirements scoping, client-facing delivery, ETL Pipelines, Data Validation</w:t>
+        <w:t>Web &amp; Data: Next.js, React, TypeScript, ETL Pipelines, Data Validation</w:t>
       </w:r>
     </w:p>
     <w:p>
@@ -599,13 +437,7 @@
         <w:spacing w:after="45"/>
       </w:pPr>
       <w:r>
-        <w:rPr>
-          <w:rFonts w:ascii="Calibri" w:eastAsia="Calibri" w:hAnsi="Calibri" w:cs="Calibri"/>
-          <w:color w:val="1A1A1A"/>
-          <w:sz w:val="19"/>
-          <w:szCs w:val="19"/>
-        </w:rPr>
-        <w:t>Sole engineer scoping and leading a company-wide mobile app spanning client/employee onboarding, document access, product registration, training, and payments.</w:t>
+        <w:t>Sole engineer for a company-wide mobile app spanning client/employee onboarding, document access, product activation, training, and payments.</w:t>
       </w:r>
     </w:p>
     <w:p>
@@ -695,7 +527,7 @@
         <w:rPr>
           <w:i/>
         </w:rPr>
-        <w:t>Python, FastAPI, Next.js, LangGraph, Groq, OpenAI  |  ~142K LOC, 864 files, 434 commits, 167+ test suites — OpenAI Build Week</w:t>
+        <w:t>Python, FastAPI, Next.js, LangGraph, Groq, OpenAI  |  ~137K source LOC, 826 files, 434 commits, 167 test files — OpenAI Build Week</w:t>
       </w:r>
       <w:r>
         <w:rPr>
@@ -802,77 +634,7 @@
         <w:spacing w:after="45"/>
       </w:pPr>
       <w:r>
-        <w:rPr>
-          <w:rFonts w:ascii="Calibri" w:eastAsia="Calibri" w:hAnsi="Calibri" w:cs="Calibri"/>
-          <w:b/>
-          <w:bCs/>
-          <w:color w:val="1A1A1A"/>
-          <w:sz w:val="19"/>
-          <w:szCs w:val="19"/>
-        </w:rPr>
-        <w:t>End-to-End Ownership:</w:t>
-      </w:r>
-      <w:r>
-        <w:rPr>
-          <w:rFonts w:ascii="Calibri" w:eastAsia="Calibri" w:hAnsi="Calibri" w:cs="Calibri"/>
-          <w:color w:val="1A1A1A"/>
-          <w:sz w:val="19"/>
-          <w:szCs w:val="19"/>
-        </w:rPr>
-        <w:t xml:space="preserve"> solo-designed and operated the full system — 7-node citation-grounded RAG pipeline, data, ML, backend, frontend, CI/CD — plus </w:t>
-      </w:r>
-      <w:proofErr w:type="spellStart"/>
-      <w:r>
-        <w:rPr>
-          <w:rFonts w:ascii="Calibri" w:eastAsia="Calibri" w:hAnsi="Calibri" w:cs="Calibri"/>
-          <w:b/>
-          <w:bCs/>
-          <w:color w:val="1A1A1A"/>
-          <w:sz w:val="19"/>
-          <w:szCs w:val="19"/>
-        </w:rPr>
-        <w:t>FundersAI</w:t>
-      </w:r>
-      <w:proofErr w:type="spellEnd"/>
-      <w:r>
-        <w:rPr>
-          <w:rFonts w:ascii="Calibri" w:eastAsia="Calibri" w:hAnsi="Calibri" w:cs="Calibri"/>
-          <w:b/>
-          <w:bCs/>
-          <w:color w:val="1A1A1A"/>
-          <w:sz w:val="19"/>
-          <w:szCs w:val="19"/>
-        </w:rPr>
-        <w:t xml:space="preserve"> Reports</w:t>
-      </w:r>
-      <w:r>
-        <w:rPr>
-          <w:rFonts w:ascii="Calibri" w:eastAsia="Calibri" w:hAnsi="Calibri" w:cs="Calibri"/>
-          <w:color w:val="1A1A1A"/>
-          <w:sz w:val="19"/>
-          <w:szCs w:val="19"/>
-        </w:rPr>
-        <w:t xml:space="preserve">, a decoupled </w:t>
-      </w:r>
-      <w:proofErr w:type="spellStart"/>
-      <w:r>
-        <w:rPr>
-          <w:rFonts w:ascii="Calibri" w:eastAsia="Calibri" w:hAnsi="Calibri" w:cs="Calibri"/>
-          <w:color w:val="1A1A1A"/>
-          <w:sz w:val="19"/>
-          <w:szCs w:val="19"/>
-        </w:rPr>
-        <w:t>LangGraph</w:t>
-      </w:r>
-      <w:proofErr w:type="spellEnd"/>
-      <w:r>
-        <w:rPr>
-          <w:rFonts w:ascii="Calibri" w:eastAsia="Calibri" w:hAnsi="Calibri" w:cs="Calibri"/>
-          <w:color w:val="1A1A1A"/>
-          <w:sz w:val="19"/>
-          <w:szCs w:val="19"/>
-        </w:rPr>
-        <w:t xml:space="preserve"> microservice solo-provisioned on an AWS EC2 K3s cluster.</w:t>
+        <w:t>End-to-End Ownership: designed and operated the citation-grounded research workflow across data, ML, backend, frontend, CI/CD, and a separately deployed report-synthesis service.</w:t>
       </w:r>
     </w:p>
     <w:p>
@@ -898,7 +660,7 @@
         <w:rPr>
           <w:i/>
         </w:rPr>
-        <w:t>Python, Google ADK, LangGraph, Next.js, Firestore, Google Cloud Run  |  ~23K LOC across 131 files, 70 commits, 235+ test suite</w:t>
+        <w:t>Python, Google ADK, LangGraph, Next.js, Firestore, Google Cloud Run  |  ~21K source LOC across 116 files, 70 commits, 26 test files</w:t>
       </w:r>
       <w:r>
         <w:rPr>
@@ -955,64 +717,7 @@
         <w:spacing w:after="45"/>
       </w:pPr>
       <w:r>
-        <w:rPr>
-          <w:rFonts w:ascii="Calibri" w:eastAsia="Calibri" w:hAnsi="Calibri" w:cs="Calibri"/>
-          <w:b/>
-          <w:bCs/>
-          <w:color w:val="1A1A1A"/>
-          <w:sz w:val="19"/>
-          <w:szCs w:val="19"/>
-        </w:rPr>
-        <w:t>Dual-Pipeline Agent System:</w:t>
-      </w:r>
-      <w:r>
-        <w:rPr>
-          <w:rFonts w:ascii="Calibri" w:eastAsia="Calibri" w:hAnsi="Calibri" w:cs="Calibri"/>
-          <w:color w:val="1A1A1A"/>
-          <w:sz w:val="19"/>
-          <w:szCs w:val="19"/>
-        </w:rPr>
-        <w:t xml:space="preserve"> built an autonomous opportunity intelligence platform (Taskmaster track) using LangGraph StateGraphs orchestrating Google ADK agents on Gemini via Vertex AI across dual Careers &amp; Studio freelance pipelines, ingesting ~2,500 postings/run across 8 ATS feeds.</w:t>
-      </w:r>
-      <w:proofErr w:type="spellStart"/>
-      <w:r>
-        <w:rPr>
-          <w:rFonts w:ascii="Calibri" w:eastAsia="Calibri" w:hAnsi="Calibri" w:cs="Calibri"/>
-          <w:color w:val="1A1A1A"/>
-          <w:sz w:val="19"/>
-          <w:szCs w:val="19"/>
-        </w:rPr>
-        <w:t>LangGraph</w:t>
-      </w:r>
-      <w:proofErr w:type="spellEnd"/>
-      <w:r>
-        <w:rPr>
-          <w:rFonts w:ascii="Calibri" w:eastAsia="Calibri" w:hAnsi="Calibri" w:cs="Calibri"/>
-          <w:color w:val="1A1A1A"/>
-          <w:sz w:val="19"/>
-          <w:szCs w:val="19"/>
-        </w:rPr>
-        <w:t xml:space="preserve"> </w:t>
-      </w:r>
-      <w:proofErr w:type="spellStart"/>
-      <w:r>
-        <w:rPr>
-          <w:rFonts w:ascii="Calibri" w:eastAsia="Calibri" w:hAnsi="Calibri" w:cs="Calibri"/>
-          <w:color w:val="1A1A1A"/>
-          <w:sz w:val="19"/>
-          <w:szCs w:val="19"/>
-        </w:rPr>
-        <w:t>StateGraphs</w:t>
-      </w:r>
-      <w:proofErr w:type="spellEnd"/>
-      <w:r>
-        <w:rPr>
-          <w:rFonts w:ascii="Calibri" w:eastAsia="Calibri" w:hAnsi="Calibri" w:cs="Calibri"/>
-          <w:color w:val="1A1A1A"/>
-          <w:sz w:val="19"/>
-          <w:szCs w:val="19"/>
-        </w:rPr>
-        <w:t xml:space="preserve"> orchestrating Google ADK agents on Gemini via Vertex AI) ingesting ~2,500 postings/run across 8 ATS/aggregator sources.</w:t>
+        <w:t>Dual-Pipeline Agent System: built Careers and Studio workflows with LangGraph and Google ADK agents, aggregating public opportunity sources into reviewable outputs.</w:t>
       </w:r>
     </w:p>
     <w:p>
@@ -1025,64 +730,7 @@
         <w:spacing w:after="45"/>
       </w:pPr>
       <w:r>
-        <w:rPr>
-          <w:rFonts w:ascii="Calibri" w:eastAsia="Calibri" w:hAnsi="Calibri" w:cs="Calibri"/>
-          <w:b/>
-          <w:bCs/>
-          <w:color w:val="1A1A1A"/>
-          <w:sz w:val="19"/>
-          <w:szCs w:val="19"/>
-        </w:rPr>
-        <w:t>Cost-Disciplined Evaluation:</w:t>
-      </w:r>
-      <w:r>
-        <w:rPr>
-          <w:rFonts w:ascii="Calibri" w:eastAsia="Calibri" w:hAnsi="Calibri" w:cs="Calibri"/>
-          <w:color w:val="1A1A1A"/>
-          <w:sz w:val="19"/>
-          <w:szCs w:val="19"/>
-        </w:rPr>
-        <w:t xml:space="preserve"> deterministic pre-filtering cuts 91% of postings before any LLM call, then a 3-state evaluator agent and a drafter agent auto-generate tailored resumes, cover letters, and pitches, with run state in </w:t>
-      </w:r>
-      <w:proofErr w:type="spellStart"/>
-      <w:r>
-        <w:rPr>
-          <w:rFonts w:ascii="Calibri" w:eastAsia="Calibri" w:hAnsi="Calibri" w:cs="Calibri"/>
-          <w:color w:val="1A1A1A"/>
-          <w:sz w:val="19"/>
-          <w:szCs w:val="19"/>
-        </w:rPr>
-        <w:t>Firestore</w:t>
-      </w:r>
-      <w:proofErr w:type="spellEnd"/>
-      <w:r>
-        <w:rPr>
-          <w:rFonts w:ascii="Calibri" w:eastAsia="Calibri" w:hAnsi="Calibri" w:cs="Calibri"/>
-          <w:color w:val="1A1A1A"/>
-          <w:sz w:val="19"/>
-          <w:szCs w:val="19"/>
-        </w:rPr>
-        <w:t xml:space="preserve"> and Cloud Scheduler </w:t>
-      </w:r>
-      <w:proofErr w:type="spellStart"/>
-      <w:r>
-        <w:rPr>
-          <w:rFonts w:ascii="Calibri" w:eastAsia="Calibri" w:hAnsi="Calibri" w:cs="Calibri"/>
-          <w:color w:val="1A1A1A"/>
-          <w:sz w:val="19"/>
-          <w:szCs w:val="19"/>
-        </w:rPr>
-        <w:t>cron</w:t>
-      </w:r>
-      <w:proofErr w:type="spellEnd"/>
-      <w:r>
-        <w:rPr>
-          <w:rFonts w:ascii="Calibri" w:eastAsia="Calibri" w:hAnsi="Calibri" w:cs="Calibri"/>
-          <w:color w:val="1A1A1A"/>
-          <w:sz w:val="19"/>
-          <w:szCs w:val="19"/>
-        </w:rPr>
-        <w:t xml:space="preserve"> triggers.</w:t>
+        <w:t>Cost-Disciplined Evaluation: applied deterministic pre-filtering before LLM calls, then used evaluator and drafter steps to prepare reviewable application materials.</w:t>
       </w:r>
     </w:p>
     <w:p>
@@ -1095,64 +743,7 @@
         <w:spacing w:after="45"/>
       </w:pPr>
       <w:r>
-        <w:rPr>
-          <w:rFonts w:ascii="Calibri" w:eastAsia="Calibri" w:hAnsi="Calibri" w:cs="Calibri"/>
-          <w:b/>
-          <w:bCs/>
-          <w:color w:val="1A1A1A"/>
-          <w:sz w:val="19"/>
-          <w:szCs w:val="19"/>
-        </w:rPr>
-        <w:t>Guardrails &amp; Ownership:</w:t>
-      </w:r>
-      <w:r>
-        <w:rPr>
-          <w:rFonts w:ascii="Calibri" w:eastAsia="Calibri" w:hAnsi="Calibri" w:cs="Calibri"/>
-          <w:color w:val="1A1A1A"/>
-          <w:sz w:val="19"/>
-          <w:szCs w:val="19"/>
-        </w:rPr>
-        <w:t xml:space="preserve"> shipped human-in-the-loop send gates and anti-automation platform-compliance checks — solo-owned the agent design, a 235+ test hermetic suite, </w:t>
-      </w:r>
-      <w:proofErr w:type="spellStart"/>
-      <w:r>
-        <w:rPr>
-          <w:rFonts w:ascii="Calibri" w:eastAsia="Calibri" w:hAnsi="Calibri" w:cs="Calibri"/>
-          <w:color w:val="1A1A1A"/>
-          <w:sz w:val="19"/>
-          <w:szCs w:val="19"/>
-        </w:rPr>
-        <w:t>Langfuse</w:t>
-      </w:r>
-      <w:proofErr w:type="spellEnd"/>
-      <w:r>
-        <w:rPr>
-          <w:rFonts w:ascii="Calibri" w:eastAsia="Calibri" w:hAnsi="Calibri" w:cs="Calibri"/>
-          <w:color w:val="1A1A1A"/>
-          <w:sz w:val="19"/>
-          <w:szCs w:val="19"/>
-        </w:rPr>
-        <w:t xml:space="preserve"> observability, Cloud Run/Vertex AI deployment, and a Next.js 15/React 19 </w:t>
-      </w:r>
-      <w:proofErr w:type="gramStart"/>
-      <w:r>
-        <w:rPr>
-          <w:rFonts w:ascii="Calibri" w:eastAsia="Calibri" w:hAnsi="Calibri" w:cs="Calibri"/>
-          <w:color w:val="1A1A1A"/>
-          <w:sz w:val="19"/>
-          <w:szCs w:val="19"/>
-        </w:rPr>
-        <w:t>dashboard</w:t>
-      </w:r>
-      <w:proofErr w:type="gramEnd"/>
-      <w:r>
-        <w:rPr>
-          <w:rFonts w:ascii="Calibri" w:eastAsia="Calibri" w:hAnsi="Calibri" w:cs="Calibri"/>
-          <w:color w:val="1A1A1A"/>
-          <w:sz w:val="19"/>
-          <w:szCs w:val="19"/>
-        </w:rPr>
-        <w:t>.</w:t>
+        <w:t>Guardrails &amp; Ownership: shipped human-in-the-loop send gates, compliance checks, Langfuse observability, Cloud Run deployment, and hermetic offline tests.</w:t>
       </w:r>
     </w:p>
     <w:p>
@@ -1345,84 +936,7 @@
         <w:spacing w:after="45"/>
       </w:pPr>
       <w:r>
-        <w:rPr>
-          <w:rFonts w:ascii="Calibri" w:eastAsia="Calibri" w:hAnsi="Calibri" w:cs="Calibri"/>
-          <w:b/>
-          <w:bCs/>
-          <w:color w:val="1A1A1A"/>
-          <w:sz w:val="19"/>
-          <w:szCs w:val="19"/>
-        </w:rPr>
-        <w:t>Second Agent System:</w:t>
-      </w:r>
-      <w:r>
-        <w:rPr>
-          <w:rFonts w:ascii="Calibri" w:eastAsia="Calibri" w:hAnsi="Calibri" w:cs="Calibri"/>
-          <w:color w:val="1A1A1A"/>
-          <w:sz w:val="19"/>
-          <w:szCs w:val="19"/>
-        </w:rPr>
-        <w:t xml:space="preserve"> a bounded-tool-loop citation-grounded RAG agent over 4 ingestion pipelines (37 documents, 620 chunks) plus a human-in-the-loop Data Intake Agent gating autonomous data ingestion — solo fine-tuned Qwen2.5-7B via RAFT + </w:t>
-      </w:r>
-      <w:proofErr w:type="spellStart"/>
-      <w:r>
-        <w:rPr>
-          <w:rFonts w:ascii="Calibri" w:eastAsia="Calibri" w:hAnsi="Calibri" w:cs="Calibri"/>
-          <w:color w:val="1A1A1A"/>
-          <w:sz w:val="19"/>
-          <w:szCs w:val="19"/>
-        </w:rPr>
-        <w:t>QLoRA</w:t>
-      </w:r>
-      <w:proofErr w:type="spellEnd"/>
-      <w:r>
-        <w:rPr>
-          <w:rFonts w:ascii="Calibri" w:eastAsia="Calibri" w:hAnsi="Calibri" w:cs="Calibri"/>
-          <w:color w:val="1A1A1A"/>
-          <w:sz w:val="19"/>
-          <w:szCs w:val="19"/>
-        </w:rPr>
-        <w:t xml:space="preserve"> (88.5% precision, 92.3% recall) and shipped it behind a </w:t>
-      </w:r>
-      <w:proofErr w:type="spellStart"/>
-      <w:r>
-        <w:rPr>
-          <w:rFonts w:ascii="Calibri" w:eastAsia="Calibri" w:hAnsi="Calibri" w:cs="Calibri"/>
-          <w:color w:val="1A1A1A"/>
-          <w:sz w:val="19"/>
-          <w:szCs w:val="19"/>
-        </w:rPr>
-        <w:t>Dockerized</w:t>
-      </w:r>
-      <w:proofErr w:type="spellEnd"/>
-      <w:r>
-        <w:rPr>
-          <w:rFonts w:ascii="Calibri" w:eastAsia="Calibri" w:hAnsi="Calibri" w:cs="Calibri"/>
-          <w:color w:val="1A1A1A"/>
-          <w:sz w:val="19"/>
-          <w:szCs w:val="19"/>
-        </w:rPr>
-        <w:t xml:space="preserve"> </w:t>
-      </w:r>
-      <w:proofErr w:type="spellStart"/>
-      <w:r>
-        <w:rPr>
-          <w:rFonts w:ascii="Calibri" w:eastAsia="Calibri" w:hAnsi="Calibri" w:cs="Calibri"/>
-          <w:color w:val="1A1A1A"/>
-          <w:sz w:val="19"/>
-          <w:szCs w:val="19"/>
-        </w:rPr>
-        <w:t>FastAPI</w:t>
-      </w:r>
-      <w:proofErr w:type="spellEnd"/>
-      <w:r>
-        <w:rPr>
-          <w:rFonts w:ascii="Calibri" w:eastAsia="Calibri" w:hAnsi="Calibri" w:cs="Calibri"/>
-          <w:color w:val="1A1A1A"/>
-          <w:sz w:val="19"/>
-          <w:szCs w:val="19"/>
-        </w:rPr>
-        <w:t xml:space="preserve"> + Next.js stack.</w:t>
+        <w:t>Second Agent System: built citation-grounded document RAG with automated ingestion and approval gates; fine-tuned Qwen2.5-1.5B via 4-bit QLoRA (r=16, alpha=16) and served it locally via Ollama.</w:t>
       </w:r>
     </w:p>
     <w:p>
@@ -1442,7 +956,7 @@
         <w:rPr>
           <w:i/>
         </w:rPr>
-        <w:t>Python, Typer, Rich, Ollama, python-docx  |  ~4K LOC across 26 files, 26 commits</w:t>
+        <w:t>Python, Typer, Rich, Ollama, python-docx  |  ~4K LOC across 23 files, 27 commits</w:t>
       </w:r>
       <w:r>
         <w:rPr>

--- a/public/resume/Naman_Manocha_Agentic_AI_FDE_Resume.docx
+++ b/public/resume/Naman_Manocha_Agentic_AI_FDE_Resume.docx
@@ -717,7 +717,7 @@
         <w:spacing w:after="45"/>
       </w:pPr>
       <w:r>
-        <w:t>Dual-Pipeline Agent System: built Careers and Studio workflows with LangGraph and Google ADK agents, aggregating public opportunity sources into reviewable outputs.</w:t>
+        <w:t>Dual-Pipeline Agent System: built Careers and Studio workflows with LangGraph and Google ADK agents, ingesting ~2,900 postings/run across 4 ATS platforms and 4 aggregator feeds into reviewable outputs.</w:t>
       </w:r>
     </w:p>
     <w:p>
@@ -730,7 +730,7 @@
         <w:spacing w:after="45"/>
       </w:pPr>
       <w:r>
-        <w:t>Cost-Disciplined Evaluation: applied deterministic pre-filtering before LLM calls, then used evaluator and drafter steps to prepare reviewable application materials.</w:t>
+        <w:t>Cost-Disciplined Evaluation: applied deterministic title/seniority pre-filtering that eliminates 89.5% of postings before any LLM call, then used evaluator and drafter steps to prepare reviewable application materials.</w:t>
       </w:r>
     </w:p>
     <w:p>
@@ -743,7 +743,7 @@
         <w:spacing w:after="45"/>
       </w:pPr>
       <w:r>
-        <w:t>Guardrails &amp; Ownership: shipped human-in-the-loop send gates, compliance checks, Langfuse observability, Cloud Run deployment, and hermetic offline tests.</w:t>
+        <w:t>Guardrails &amp; Ownership: shipped human-in-the-loop send gates, compliance checks, Langfuse observability, Cloud Run deployment, and a 373-test hermetic offline suite running in ~11s.</w:t>
       </w:r>
     </w:p>
     <w:p>

--- a/public/resume/Naman_Manocha_Agentic_AI_FDE_Resume.docx
+++ b/public/resume/Naman_Manocha_Agentic_AI_FDE_Resume.docx
@@ -956,7 +956,7 @@
         <w:rPr>
           <w:i/>
         </w:rPr>
-        <w:t>Python, Typer, Rich, Ollama, python-docx  |  ~4K LOC across 23 files, 27 commits</w:t>
+        <w:t>Python, Typer, Rich, Ollama, python-docx  |  ~4K LOC across 23 files, 28 commits</w:t>
       </w:r>
       <w:r>
         <w:rPr>

--- a/public/resume/Naman_Manocha_Agentic_AI_FDE_Resume.docx
+++ b/public/resume/Naman_Manocha_Agentic_AI_FDE_Resume.docx
@@ -527,7 +527,7 @@
         <w:rPr>
           <w:i/>
         </w:rPr>
-        <w:t>Python, FastAPI, Next.js, LangGraph, Groq, OpenAI  |  ~137K source LOC, 826 files, 434 commits, 167 test files — OpenAI Build Week</w:t>
+        <w:t>Python, FastAPI, Next.js, LangGraph, Groq, OpenAI  |  ~137K source LOC, 827 files, 435 commits, 167 test files — OpenAI Build Week</w:t>
       </w:r>
       <w:r>
         <w:rPr>

--- a/public/resume/Naman_Manocha_Agentic_AI_FDE_Resume.docx
+++ b/public/resume/Naman_Manocha_Agentic_AI_FDE_Resume.docx
@@ -527,7 +527,7 @@
         <w:rPr>
           <w:i/>
         </w:rPr>
-        <w:t>Python, FastAPI, Next.js, LangGraph, Groq, OpenAI  |  ~137K source LOC, 827 files, 435 commits, 167 test files — OpenAI Build Week</w:t>
+        <w:t>Python, FastAPI, Next.js, LangGraph, Groq, OpenAI  |  ~137K source LOC, 827 files, 436 commits, 167 test files — OpenAI Build Week</w:t>
       </w:r>
       <w:r>
         <w:rPr>

--- a/public/resume/Naman_Manocha_Agentic_AI_FDE_Resume.docx
+++ b/public/resume/Naman_Manocha_Agentic_AI_FDE_Resume.docx
@@ -527,7 +527,7 @@
         <w:rPr>
           <w:i/>
         </w:rPr>
-        <w:t>Python, FastAPI, Next.js, LangGraph, Groq, OpenAI  |  ~137K source LOC, 827 files, 436 commits, 167 test files — OpenAI Build Week</w:t>
+        <w:t>Python, FastAPI, Next.js, LangGraph, Groq, OpenAI  |  ~138K source LOC, 835 files, 437 commits, 168 test files — OpenAI Build Week</w:t>
       </w:r>
       <w:r>
         <w:rPr>

--- a/public/resume/Naman_Manocha_Agentic_AI_FDE_Resume.docx
+++ b/public/resume/Naman_Manocha_Agentic_AI_FDE_Resume.docx
@@ -527,7 +527,7 @@
         <w:rPr>
           <w:i/>
         </w:rPr>
-        <w:t>Python, FastAPI, Next.js, LangGraph, Groq, OpenAI  |  ~138K source LOC, 835 files, 437 commits, 168 test files — OpenAI Build Week</w:t>
+        <w:t>Python, FastAPI, Next.js, LangGraph, Groq, OpenAI  |  ~141K source LOC, 841 files, 441 commits, 170 test files — OpenAI Build Week</w:t>
       </w:r>
       <w:r>
         <w:rPr>

--- a/public/resume/Naman_Manocha_Agentic_AI_FDE_Resume.docx
+++ b/public/resume/Naman_Manocha_Agentic_AI_FDE_Resume.docx
@@ -527,7 +527,7 @@
         <w:rPr>
           <w:i/>
         </w:rPr>
-        <w:t>Python, FastAPI, Next.js, LangGraph, Groq, OpenAI  |  ~141K source LOC, 841 files, 441 commits, 170 test files — OpenAI Build Week</w:t>
+        <w:t>Python, FastAPI, Next.js, LangGraph, Groq, OpenAI  |  ~143K source LOC, 856 files, 442 commits, 178 test files — OpenAI Build Week</w:t>
       </w:r>
       <w:r>
         <w:rPr>

--- a/public/resume/Naman_Manocha_Agentic_AI_FDE_Resume.docx
+++ b/public/resume/Naman_Manocha_Agentic_AI_FDE_Resume.docx
@@ -21,7 +21,7 @@
     </w:p>
     <w:p>
       <w:pPr>
-        <w:spacing w:after="80"/>
+        <w:spacing w:after="64"/>
         <w:jc w:val="center"/>
       </w:pPr>
       <w:r>
@@ -38,7 +38,7 @@
     </w:p>
     <w:p>
       <w:pPr>
-        <w:spacing w:after="110"/>
+        <w:spacing w:after="88"/>
         <w:jc w:val="center"/>
       </w:pPr>
       <w:r>
@@ -149,7 +149,7 @@
         <w:pBdr>
           <w:bottom w:val="single" w:sz="6" w:space="2" w:color="1F4E5F"/>
         </w:pBdr>
-        <w:spacing w:before="160" w:after="60"/>
+        <w:spacing w:before="160" w:after="48"/>
       </w:pPr>
       <w:r>
         <w:rPr>
@@ -164,7 +164,7 @@
     </w:p>
     <w:p>
       <w:pPr>
-        <w:spacing w:after="100"/>
+        <w:spacing w:after="80"/>
       </w:pPr>
       <w:r>
         <w:rPr>
@@ -237,7 +237,7 @@
           <w:sz w:val="19"/>
           <w:szCs w:val="19"/>
         </w:rPr>
-        <w:t xml:space="preserve">, powered by a multi-agent pipeline with a router agent that classifies intent. Independently builds and ships these end-to-end while working as solo tech lead at </w:t>
+        <w:t xml:space="preserve">, powered by a multi-agent pipeline with a router agent that classifies intent. Independently builds and ships these end-to-end after working as solo tech lead at </w:t>
       </w:r>
       <w:proofErr w:type="spellStart"/>
       <w:r>
@@ -265,7 +265,7 @@
         <w:pBdr>
           <w:bottom w:val="single" w:sz="6" w:space="2" w:color="1F4E5F"/>
         </w:pBdr>
-        <w:spacing w:before="160" w:after="60"/>
+        <w:spacing w:before="160" w:after="48"/>
       </w:pPr>
       <w:r>
         <w:rPr>
@@ -307,7 +307,7 @@
         <w:pBdr>
           <w:bottom w:val="single" w:sz="6" w:space="2" w:color="1F4E5F"/>
         </w:pBdr>
-        <w:spacing w:before="160" w:after="60"/>
+        <w:spacing w:before="160" w:after="48"/>
       </w:pPr>
       <w:r>
         <w:rPr>
@@ -334,7 +334,7 @@
           <w:bCs/>
           <w:color w:val="1A1A1A"/>
         </w:rPr>
-        <w:t xml:space="preserve">Technology Manager — </w:t>
+        <w:t>Artificial Intelligence Intern — Internmo (Remote)</w:t>
       </w:r>
       <w:proofErr w:type="spellStart"/>
       <w:r>
@@ -344,7 +344,6 @@
           <w:bCs/>
           <w:color w:val="1A1A1A"/>
         </w:rPr>
-        <w:t>PayGain</w:t>
       </w:r>
       <w:proofErr w:type="spellEnd"/>
       <w:r>
@@ -354,7 +353,6 @@
           <w:bCs/>
           <w:color w:val="1A1A1A"/>
         </w:rPr>
-        <w:t xml:space="preserve"> </w:t>
       </w:r>
       <w:proofErr w:type="spellStart"/>
       <w:r>
@@ -364,7 +362,6 @@
           <w:bCs/>
           <w:color w:val="1A1A1A"/>
         </w:rPr>
-        <w:t>Multiservices</w:t>
       </w:r>
       <w:proofErr w:type="spellEnd"/>
       <w:r>
@@ -374,7 +371,6 @@
           <w:bCs/>
           <w:color w:val="1A1A1A"/>
         </w:rPr>
-        <w:t xml:space="preserve"> </w:t>
       </w:r>
       <w:proofErr w:type="spellStart"/>
       <w:r>
@@ -384,7 +380,6 @@
           <w:bCs/>
           <w:color w:val="1A1A1A"/>
         </w:rPr>
-        <w:t>Pvt.</w:t>
       </w:r>
       <w:proofErr w:type="spellEnd"/>
       <w:r>
@@ -394,7 +389,6 @@
           <w:bCs/>
           <w:color w:val="1A1A1A"/>
         </w:rPr>
-        <w:t xml:space="preserve"> Ltd.</w:t>
       </w:r>
       <w:r>
         <w:tab/>
@@ -408,23 +402,7 @@
           <w:sz w:val="19"/>
           <w:szCs w:val="19"/>
         </w:rPr>
-        <w:t>Feb 2025 – Present</w:t>
-      </w:r>
-    </w:p>
-    <w:p>
-      <w:pPr>
-        <w:spacing w:after="60"/>
-      </w:pPr>
-      <w:r>
-        <w:rPr>
-          <w:rFonts w:ascii="Calibri" w:eastAsia="Calibri" w:hAnsi="Calibri" w:cs="Calibri"/>
-          <w:i/>
-          <w:iCs/>
-          <w:color w:val="555555"/>
-          <w:sz w:val="18"/>
-          <w:szCs w:val="18"/>
-        </w:rPr>
-        <w:t>Kolkata, India</w:t>
+        <w:t>Sept 2026 – Present</w:t>
       </w:r>
     </w:p>
     <w:p>
@@ -434,10 +412,123 @@
           <w:ilvl w:val="0"/>
           <w:numId w:val="2"/>
         </w:numPr>
-        <w:spacing w:after="45"/>
-      </w:pPr>
-      <w:r>
-        <w:t>Sole engineer for a company-wide mobile app spanning client/employee onboarding, document access, product activation, training, and payments.</w:t>
+        <w:spacing w:after="40"/>
+      </w:pPr>
+      <w:r>
+        <w:rPr>
+          <w:rFonts w:ascii="Calibri" w:eastAsia="Calibri" w:hAnsi="Calibri" w:cs="Calibri"/>
+          <w:color w:val="1A1A1A"/>
+          <w:sz w:val="19"/>
+          <w:szCs w:val="19"/>
+        </w:rPr>
+        <w:t>Sole engineer on three client-style ML projects, PRD to dashboard: Vantara (churn and 90-day customer value; SHAP/LIME, FastAPI, Docker), FlowCast (traffic and accident-risk forecasting), Northgate (stock forecasting with FinBERT sentiment, max-Sharpe portfolio).</w:t>
+      </w:r>
+    </w:p>
+    <w:p>
+      <w:pPr>
+        <w:tabs>
+          <w:tab w:val="right" w:pos="9026"/>
+        </w:tabs>
+        <w:spacing w:before="60" w:after="20"/>
+      </w:pPr>
+      <w:r>
+        <w:rPr>
+          <w:rFonts w:ascii="Calibri" w:eastAsia="Calibri" w:hAnsi="Calibri" w:cs="Calibri"/>
+          <w:b/>
+          <w:bCs/>
+          <w:color w:val="1A1A1A"/>
+        </w:rPr>
+        <w:t xml:space="preserve">Technology Manager — </w:t>
+      </w:r>
+      <w:proofErr w:type="spellStart"/>
+      <w:r>
+        <w:rPr>
+          <w:rFonts w:ascii="Calibri" w:eastAsia="Calibri" w:hAnsi="Calibri" w:cs="Calibri"/>
+          <w:b/>
+          <w:bCs/>
+          <w:color w:val="1A1A1A"/>
+        </w:rPr>
+        <w:t>PayGain</w:t>
+      </w:r>
+      <w:proofErr w:type="spellEnd"/>
+      <w:r>
+        <w:rPr>
+          <w:rFonts w:ascii="Calibri" w:eastAsia="Calibri" w:hAnsi="Calibri" w:cs="Calibri"/>
+          <w:b/>
+          <w:bCs/>
+          <w:color w:val="1A1A1A"/>
+        </w:rPr>
+        <w:t xml:space="preserve"> </w:t>
+      </w:r>
+      <w:proofErr w:type="spellStart"/>
+      <w:r>
+        <w:rPr>
+          <w:rFonts w:ascii="Calibri" w:eastAsia="Calibri" w:hAnsi="Calibri" w:cs="Calibri"/>
+          <w:b/>
+          <w:bCs/>
+          <w:color w:val="1A1A1A"/>
+        </w:rPr>
+        <w:t>Multiservices</w:t>
+      </w:r>
+      <w:proofErr w:type="spellEnd"/>
+      <w:r>
+        <w:rPr>
+          <w:rFonts w:ascii="Calibri" w:eastAsia="Calibri" w:hAnsi="Calibri" w:cs="Calibri"/>
+          <w:b/>
+          <w:bCs/>
+          <w:color w:val="1A1A1A"/>
+        </w:rPr>
+        <w:t xml:space="preserve"> </w:t>
+      </w:r>
+      <w:proofErr w:type="spellStart"/>
+      <w:r>
+        <w:rPr>
+          <w:rFonts w:ascii="Calibri" w:eastAsia="Calibri" w:hAnsi="Calibri" w:cs="Calibri"/>
+          <w:b/>
+          <w:bCs/>
+          <w:color w:val="1A1A1A"/>
+        </w:rPr>
+        <w:t>Pvt.</w:t>
+      </w:r>
+      <w:proofErr w:type="spellEnd"/>
+      <w:r>
+        <w:rPr>
+          <w:rFonts w:ascii="Calibri" w:eastAsia="Calibri" w:hAnsi="Calibri" w:cs="Calibri"/>
+          <w:b/>
+          <w:bCs/>
+          <w:color w:val="1A1A1A"/>
+        </w:rPr>
+        <w:t xml:space="preserve"> Ltd.</w:t>
+      </w:r>
+      <w:r>
+        <w:tab/>
+      </w:r>
+      <w:r>
+        <w:rPr>
+          <w:rFonts w:ascii="Calibri" w:eastAsia="Calibri" w:hAnsi="Calibri" w:cs="Calibri"/>
+          <w:i/>
+          <w:iCs/>
+          <w:color w:val="555555"/>
+          <w:sz w:val="19"/>
+          <w:szCs w:val="19"/>
+        </w:rPr>
+        <w:t>Feb 2025 – Sept 2026</w:t>
+      </w:r>
+    </w:p>
+    <w:p>
+      <w:pPr>
+        <w:spacing w:after="48"/>
+      </w:pPr>
+      <w:r>
+        <w:rPr>
+          <w:rFonts w:ascii="Calibri" w:eastAsia="Calibri" w:hAnsi="Calibri" w:cs="Calibri"/>
+          <w:i/>
+          <w:iCs/>
+          <w:color w:val="555555"/>
+          <w:sz w:val="18"/>
+          <w:szCs w:val="18"/>
+        </w:rPr>
+        <w:t>Kolkata, India</w:t>
       </w:r>
     </w:p>
     <w:p>
@@ -447,16 +538,29 @@
           <w:ilvl w:val="0"/>
           <w:numId w:val="2"/>
         </w:numPr>
-        <w:spacing w:after="45"/>
-      </w:pPr>
-      <w:r>
-        <w:rPr>
-          <w:rFonts w:ascii="Calibri" w:eastAsia="Calibri" w:hAnsi="Calibri" w:cs="Calibri"/>
-          <w:color w:val="1A1A1A"/>
-          <w:sz w:val="19"/>
-          <w:szCs w:val="19"/>
-        </w:rPr>
-        <w:t>Works directly with business stakeholders to translate requirements into deployed systems — lead-capture automation (Make), company website (30+ client conversions), and 20+ live technical presentations simplifying investment/insurance products for 300+ seminar attendees.</w:t>
+        <w:spacing w:after="40"/>
+      </w:pPr>
+      <w:r>
+        <w:t>Sole owner of requirements and design for a company-wide mobile app spanning client/employee onboarding, document access, product activation, training, and payments.</w:t>
+      </w:r>
+    </w:p>
+    <w:p>
+      <w:pPr>
+        <w:pStyle w:val="ListParagraph"/>
+        <w:numPr>
+          <w:ilvl w:val="0"/>
+          <w:numId w:val="2"/>
+        </w:numPr>
+        <w:spacing w:after="40"/>
+      </w:pPr>
+      <w:r>
+        <w:rPr>
+          <w:rFonts w:ascii="Calibri" w:eastAsia="Calibri" w:hAnsi="Calibri" w:cs="Calibri"/>
+          <w:color w:val="1A1A1A"/>
+          <w:sz w:val="19"/>
+          <w:szCs w:val="19"/>
+        </w:rPr>
+        <w:t>Worked directly with business stakeholders to translate requirements into deployed systems — lead-capture automation (Make), company website (30+ client conversions), and 20+ live technical presentations simplifying investment/insurance products for 300+ seminar attendees.</w:t>
       </w:r>
     </w:p>
     <w:p>
@@ -464,7 +568,7 @@
         <w:pBdr>
           <w:bottom w:val="single" w:sz="6" w:space="2" w:color="1F4E5F"/>
         </w:pBdr>
-        <w:spacing w:before="160" w:after="60"/>
+        <w:spacing w:before="160" w:after="48"/>
       </w:pPr>
       <w:r>
         <w:rPr>
@@ -521,13 +625,13 @@
     </w:p>
     <w:p>
       <w:pPr>
-        <w:spacing w:after="60"/>
-      </w:pPr>
-      <w:r>
-        <w:rPr>
-          <w:i/>
-        </w:rPr>
-        <w:t>Python, FastAPI, Next.js, LangGraph, Groq, OpenAI  |  ~143K source LOC, 856 files, 442 commits, 178 test files — OpenAI Build Week</w:t>
+        <w:spacing w:after="48"/>
+      </w:pPr>
+      <w:r>
+        <w:rPr>
+          <w:i/>
+        </w:rPr>
+        <w:t>Python, FastAPI, Next.js, LangGraph, Groq, OpenAI  |  ~144K source LOC, 856 files, 442 commits, 178 test files — OpenAI Build Week</w:t>
       </w:r>
       <w:r>
         <w:rPr>
@@ -581,7 +685,7 @@
           <w:ilvl w:val="0"/>
           <w:numId w:val="2"/>
         </w:numPr>
-        <w:spacing w:after="45"/>
+        <w:spacing w:after="40"/>
       </w:pPr>
       <w:r>
         <w:rPr>
@@ -631,7 +735,7 @@
           <w:ilvl w:val="0"/>
           <w:numId w:val="2"/>
         </w:numPr>
-        <w:spacing w:after="45"/>
+        <w:spacing w:after="40"/>
       </w:pPr>
       <w:r>
         <w:t>End-to-End Ownership: designed and operated the citation-grounded research workflow across data, ML, backend, frontend, CI/CD, and a separately deployed report-synthesis service.</w:t>
@@ -654,7 +758,7 @@
     </w:p>
     <w:p>
       <w:pPr>
-        <w:spacing w:after="60"/>
+        <w:spacing w:after="48"/>
       </w:pPr>
       <w:r>
         <w:rPr>
@@ -714,7 +818,7 @@
           <w:ilvl w:val="0"/>
           <w:numId w:val="2"/>
         </w:numPr>
-        <w:spacing w:after="45"/>
+        <w:spacing w:after="40"/>
       </w:pPr>
       <w:r>
         <w:t>Dual-Pipeline Agent System: built Careers and Studio workflows with LangGraph and Google ADK agents, ingesting ~2,900 postings/run across 4 ATS platforms and 4 aggregator feeds into reviewable outputs.</w:t>
@@ -727,7 +831,7 @@
           <w:ilvl w:val="0"/>
           <w:numId w:val="2"/>
         </w:numPr>
-        <w:spacing w:after="45"/>
+        <w:spacing w:after="40"/>
       </w:pPr>
       <w:r>
         <w:t>Cost-Disciplined Evaluation: applied deterministic title/seniority pre-filtering that eliminates 89.5% of postings before any LLM call, then used evaluator and drafter steps to prepare reviewable application materials.</w:t>
@@ -740,7 +844,7 @@
           <w:ilvl w:val="0"/>
           <w:numId w:val="2"/>
         </w:numPr>
-        <w:spacing w:after="45"/>
+        <w:spacing w:after="40"/>
       </w:pPr>
       <w:r>
         <w:t>Guardrails &amp; Ownership: shipped human-in-the-loop send gates, compliance checks, Langfuse observability, Cloud Run deployment, and a 373-test hermetic offline suite running in ~11s.</w:t>
@@ -779,7 +883,7 @@
     </w:p>
     <w:p>
       <w:pPr>
-        <w:spacing w:after="60"/>
+        <w:spacing w:after="48"/>
       </w:pPr>
       <w:r>
         <w:rPr>
@@ -933,7 +1037,7 @@
           <w:ilvl w:val="0"/>
           <w:numId w:val="2"/>
         </w:numPr>
-        <w:spacing w:after="45"/>
+        <w:spacing w:after="40"/>
       </w:pPr>
       <w:r>
         <w:t>Second Agent System: built citation-grounded document RAG with automated ingestion and approval gates; fine-tuned Qwen2.5-1.5B via 4-bit QLoRA (r=16, alpha=16) and served it locally via Ollama.</w:t>
@@ -994,7 +1098,7 @@
         <w:pBdr>
           <w:bottom w:val="single" w:sz="6" w:space="2" w:color="1F4E5F"/>
         </w:pBdr>
-        <w:spacing w:before="160" w:after="60"/>
+        <w:spacing w:before="160" w:after="48"/>
       </w:pPr>
       <w:r>
         <w:rPr>
@@ -1107,7 +1211,7 @@
     </w:p>
     <w:sectPr>
       <w:pgSz w:w="12240" w:h="15840"/>
-      <w:pgMar w:top="288" w:right="792" w:bottom="288" w:left="792" w:header="708" w:footer="708" w:gutter="0"/>
+      <w:pgMar w:top="288" w:right="600" w:bottom="288" w:left="600" w:header="708" w:footer="708" w:gutter="0"/>
       <w:cols w:space="720"/>
       <w:docGrid w:linePitch="360"/>
     </w:sectPr>

--- a/public/resume/Naman_Manocha_Agentic_AI_FDE_Resume.docx
+++ b/public/resume/Naman_Manocha_Agentic_AI_FDE_Resume.docx
@@ -631,7 +631,7 @@
         <w:rPr>
           <w:i/>
         </w:rPr>
-        <w:t>Python, FastAPI, Next.js, LangGraph, Groq, OpenAI  |  ~144K source LOC, 856 files, 442 commits, 178 test files — OpenAI Build Week</w:t>
+        <w:t>Python, FastAPI, Next.js, LangGraph, Groq, OpenAI  |  ~144K source LOC, 858 files, 443 commits, 179 test files — OpenAI Build Week</w:t>
       </w:r>
       <w:r>
         <w:rPr>

--- a/public/resume/Naman_Manocha_Agentic_AI_FDE_Resume.docx
+++ b/public/resume/Naman_Manocha_Agentic_AI_FDE_Resume.docx
@@ -421,114 +421,7 @@
           <w:sz w:val="19"/>
           <w:szCs w:val="19"/>
         </w:rPr>
-        <w:t>Sole engineer on three client-style ML projects, PRD to dashboard: Vantara (churn and 90-day customer value; SHAP/LIME, FastAPI, Docker), FlowCast (traffic and accident-risk forecasting), Northgate (stock forecasting with FinBERT sentiment, max-Sharpe portfolio).</w:t>
-      </w:r>
-    </w:p>
-    <w:p>
-      <w:pPr>
-        <w:tabs>
-          <w:tab w:val="right" w:pos="9026"/>
-        </w:tabs>
-        <w:spacing w:before="60" w:after="20"/>
-      </w:pPr>
-      <w:r>
-        <w:rPr>
-          <w:rFonts w:ascii="Calibri" w:eastAsia="Calibri" w:hAnsi="Calibri" w:cs="Calibri"/>
-          <w:b/>
-          <w:bCs/>
-          <w:color w:val="1A1A1A"/>
-        </w:rPr>
-        <w:t xml:space="preserve">Technology Manager — </w:t>
-      </w:r>
-      <w:proofErr w:type="spellStart"/>
-      <w:r>
-        <w:rPr>
-          <w:rFonts w:ascii="Calibri" w:eastAsia="Calibri" w:hAnsi="Calibri" w:cs="Calibri"/>
-          <w:b/>
-          <w:bCs/>
-          <w:color w:val="1A1A1A"/>
-        </w:rPr>
-        <w:t>PayGain</w:t>
-      </w:r>
-      <w:proofErr w:type="spellEnd"/>
-      <w:r>
-        <w:rPr>
-          <w:rFonts w:ascii="Calibri" w:eastAsia="Calibri" w:hAnsi="Calibri" w:cs="Calibri"/>
-          <w:b/>
-          <w:bCs/>
-          <w:color w:val="1A1A1A"/>
-        </w:rPr>
-        <w:t xml:space="preserve"> </w:t>
-      </w:r>
-      <w:proofErr w:type="spellStart"/>
-      <w:r>
-        <w:rPr>
-          <w:rFonts w:ascii="Calibri" w:eastAsia="Calibri" w:hAnsi="Calibri" w:cs="Calibri"/>
-          <w:b/>
-          <w:bCs/>
-          <w:color w:val="1A1A1A"/>
-        </w:rPr>
-        <w:t>Multiservices</w:t>
-      </w:r>
-      <w:proofErr w:type="spellEnd"/>
-      <w:r>
-        <w:rPr>
-          <w:rFonts w:ascii="Calibri" w:eastAsia="Calibri" w:hAnsi="Calibri" w:cs="Calibri"/>
-          <w:b/>
-          <w:bCs/>
-          <w:color w:val="1A1A1A"/>
-        </w:rPr>
-        <w:t xml:space="preserve"> </w:t>
-      </w:r>
-      <w:proofErr w:type="spellStart"/>
-      <w:r>
-        <w:rPr>
-          <w:rFonts w:ascii="Calibri" w:eastAsia="Calibri" w:hAnsi="Calibri" w:cs="Calibri"/>
-          <w:b/>
-          <w:bCs/>
-          <w:color w:val="1A1A1A"/>
-        </w:rPr>
-        <w:t>Pvt.</w:t>
-      </w:r>
-      <w:proofErr w:type="spellEnd"/>
-      <w:r>
-        <w:rPr>
-          <w:rFonts w:ascii="Calibri" w:eastAsia="Calibri" w:hAnsi="Calibri" w:cs="Calibri"/>
-          <w:b/>
-          <w:bCs/>
-          <w:color w:val="1A1A1A"/>
-        </w:rPr>
-        <w:t xml:space="preserve"> Ltd.</w:t>
-      </w:r>
-      <w:r>
-        <w:tab/>
-      </w:r>
-      <w:r>
-        <w:rPr>
-          <w:rFonts w:ascii="Calibri" w:eastAsia="Calibri" w:hAnsi="Calibri" w:cs="Calibri"/>
-          <w:i/>
-          <w:iCs/>
-          <w:color w:val="555555"/>
-          <w:sz w:val="19"/>
-          <w:szCs w:val="19"/>
-        </w:rPr>
-        <w:t>Feb 2025 – Sept 2026</w:t>
-      </w:r>
-    </w:p>
-    <w:p>
-      <w:pPr>
-        <w:spacing w:after="48"/>
-      </w:pPr>
-      <w:r>
-        <w:rPr>
-          <w:rFonts w:ascii="Calibri" w:eastAsia="Calibri" w:hAnsi="Calibri" w:cs="Calibri"/>
-          <w:i/>
-          <w:iCs/>
-          <w:color w:val="555555"/>
-          <w:sz w:val="18"/>
-          <w:szCs w:val="18"/>
-        </w:rPr>
-        <w:t>Kolkata, India</w:t>
+        <w:t>Sole engineer on three client-style ML engagements, each scoped from a PRD. Vantara Retail (churn, CLV, segmentation): leakage-safe monthly snapshots on 1M+ transactions, calibrated risk (test ROC-AUC 0.76), 58% top-decile value capture, SHAP/LIME-driven retention recommendations, FastAPI/PostgreSQL/Docker serving with PSI drift monitoring; 124 tests.</w:t>
       </w:r>
     </w:p>
     <w:p>
@@ -541,7 +434,120 @@
         <w:spacing w:after="40"/>
       </w:pPr>
       <w:r>
-        <w:t>Sole owner of requirements and design for a company-wide mobile app spanning client/employee onboarding, document access, product activation, training, and payments.</w:t>
+        <w:rPr>
+          <w:rFonts w:ascii="Calibri" w:eastAsia="Calibri" w:hAnsi="Calibri" w:cs="Calibri"/>
+          <w:color w:val="1A1A1A"/>
+          <w:sz w:val="19"/>
+          <w:szCs w:val="19"/>
+        </w:rPr>
+        <w:t>Building FlowCast (traffic and accident-risk forecasting, LSTM) and Northgate (FinBERT sentiment, max-Sharpe portfolio).</w:t>
+      </w:r>
+    </w:p>
+    <w:p>
+      <w:pPr>
+        <w:tabs>
+          <w:tab w:val="right" w:pos="9026"/>
+        </w:tabs>
+        <w:spacing w:before="60" w:after="20"/>
+      </w:pPr>
+      <w:r>
+        <w:rPr>
+          <w:rFonts w:ascii="Calibri" w:eastAsia="Calibri" w:hAnsi="Calibri" w:cs="Calibri"/>
+          <w:b/>
+          <w:bCs/>
+          <w:color w:val="1A1A1A"/>
+        </w:rPr>
+        <w:t xml:space="preserve">Technology Manager — </w:t>
+      </w:r>
+      <w:proofErr w:type="spellStart"/>
+      <w:r>
+        <w:rPr>
+          <w:rFonts w:ascii="Calibri" w:eastAsia="Calibri" w:hAnsi="Calibri" w:cs="Calibri"/>
+          <w:b/>
+          <w:bCs/>
+          <w:color w:val="1A1A1A"/>
+        </w:rPr>
+        <w:t>PayGain</w:t>
+      </w:r>
+      <w:proofErr w:type="spellEnd"/>
+      <w:r>
+        <w:rPr>
+          <w:rFonts w:ascii="Calibri" w:eastAsia="Calibri" w:hAnsi="Calibri" w:cs="Calibri"/>
+          <w:b/>
+          <w:bCs/>
+          <w:color w:val="1A1A1A"/>
+        </w:rPr>
+        <w:t xml:space="preserve"> </w:t>
+      </w:r>
+      <w:proofErr w:type="spellStart"/>
+      <w:r>
+        <w:rPr>
+          <w:rFonts w:ascii="Calibri" w:eastAsia="Calibri" w:hAnsi="Calibri" w:cs="Calibri"/>
+          <w:b/>
+          <w:bCs/>
+          <w:color w:val="1A1A1A"/>
+        </w:rPr>
+        <w:t>Multiservices</w:t>
+      </w:r>
+      <w:proofErr w:type="spellEnd"/>
+      <w:r>
+        <w:rPr>
+          <w:rFonts w:ascii="Calibri" w:eastAsia="Calibri" w:hAnsi="Calibri" w:cs="Calibri"/>
+          <w:b/>
+          <w:bCs/>
+          <w:color w:val="1A1A1A"/>
+        </w:rPr>
+        <w:t xml:space="preserve"> </w:t>
+      </w:r>
+      <w:proofErr w:type="spellStart"/>
+      <w:r>
+        <w:rPr>
+          <w:rFonts w:ascii="Calibri" w:eastAsia="Calibri" w:hAnsi="Calibri" w:cs="Calibri"/>
+          <w:b/>
+          <w:bCs/>
+          <w:color w:val="1A1A1A"/>
+        </w:rPr>
+        <w:t>Pvt.</w:t>
+      </w:r>
+      <w:proofErr w:type="spellEnd"/>
+      <w:r>
+        <w:rPr>
+          <w:rFonts w:ascii="Calibri" w:eastAsia="Calibri" w:hAnsi="Calibri" w:cs="Calibri"/>
+          <w:b/>
+          <w:bCs/>
+          <w:color w:val="1A1A1A"/>
+        </w:rPr>
+        <w:t xml:space="preserve"> Ltd.</w:t>
+      </w:r>
+      <w:r>
+        <w:tab/>
+      </w:r>
+      <w:r>
+        <w:rPr>
+          <w:rFonts w:ascii="Calibri" w:eastAsia="Calibri" w:hAnsi="Calibri" w:cs="Calibri"/>
+          <w:i/>
+          <w:iCs/>
+          <w:color w:val="555555"/>
+          <w:sz w:val="19"/>
+          <w:szCs w:val="19"/>
+        </w:rPr>
+        <w:t>Feb 2025 – Sept 2026</w:t>
+      </w:r>
+    </w:p>
+    <w:p>
+      <w:pPr>
+        <w:spacing w:after="48"/>
+      </w:pPr>
+      <w:r>
+        <w:rPr>
+          <w:rFonts w:ascii="Calibri" w:eastAsia="Calibri" w:hAnsi="Calibri" w:cs="Calibri"/>
+          <w:i/>
+          <w:iCs/>
+          <w:color w:val="555555"/>
+          <w:sz w:val="18"/>
+          <w:szCs w:val="18"/>
+        </w:rPr>
+        <w:t>Kolkata, India</w:t>
       </w:r>
     </w:p>
     <w:p>
@@ -554,13 +560,26 @@
         <w:spacing w:after="40"/>
       </w:pPr>
       <w:r>
-        <w:rPr>
-          <w:rFonts w:ascii="Calibri" w:eastAsia="Calibri" w:hAnsi="Calibri" w:cs="Calibri"/>
-          <w:color w:val="1A1A1A"/>
-          <w:sz w:val="19"/>
-          <w:szCs w:val="19"/>
-        </w:rPr>
-        <w:t>Worked directly with business stakeholders to translate requirements into deployed systems — lead-capture automation (Make), company website (30+ client conversions), and 20+ live technical presentations simplifying investment/insurance products for 300+ seminar attendees.</w:t>
+        <w:t>Sole owner of requirements and design for a company-wide mobile app spanning client/employee onboarding, document access, product activation, training, and payments.</w:t>
+      </w:r>
+    </w:p>
+    <w:p>
+      <w:pPr>
+        <w:pStyle w:val="ListParagraph"/>
+        <w:numPr>
+          <w:ilvl w:val="0"/>
+          <w:numId w:val="2"/>
+        </w:numPr>
+        <w:spacing w:after="40"/>
+      </w:pPr>
+      <w:r>
+        <w:rPr>
+          <w:rFonts w:ascii="Calibri" w:eastAsia="Calibri" w:hAnsi="Calibri" w:cs="Calibri"/>
+          <w:color w:val="1A1A1A"/>
+          <w:sz w:val="19"/>
+          <w:szCs w:val="19"/>
+        </w:rPr>
+        <w:t>Translated business requirements into deployed systems: lead-capture automation (Make), company website (30+ client conversions), and 20+ presentations for 300+ seminar attendees.</w:t>
       </w:r>
     </w:p>
     <w:p>

--- a/public/resume/Naman_Manocha_Agentic_AI_FDE_Resume.docx
+++ b/public/resume/Naman_Manocha_Agentic_AI_FDE_Resume.docx
@@ -291,7 +291,7 @@
         <w:spacing w:after="40"/>
       </w:pPr>
       <w:r>
-        <w:t>Engineering &amp; Cloud: Python, FastAPI, REST APIs, PostgreSQL, Supabase, Docker, Kubernetes, AWS EC2, GitHub Actions, Google Cloud Run</w:t>
+        <w:t>Engineering &amp; Cloud: Python, FastAPI, PostgreSQL, Supabase, Docker, Kubernetes, AWS EC2, GitHub Actions, Google Cloud Run</w:t>
       </w:r>
     </w:p>
     <w:p>
